--- a/src/main/java/resume/Rajesh_ResumeV2026.0.docx
+++ b/src/main/java/resume/Rajesh_ResumeV2026.0.docx
@@ -1231,23 +1231,7 @@
                 <w:sz w:val="22"/>
                 <w:szCs w:val="22"/>
               </w:rPr>
-              <w:t xml:space="preserve"> like Splunk (searching, real time payment analysis, alert scripting, </w:t>
-            </w:r>
-            <w:proofErr w:type="spellStart"/>
-            <w:r>
-              <w:rPr>
-                <w:sz w:val="22"/>
-                <w:szCs w:val="22"/>
-              </w:rPr>
-              <w:t>xMatters</w:t>
-            </w:r>
-            <w:proofErr w:type="spellEnd"/>
-            <w:r>
-              <w:rPr>
-                <w:sz w:val="22"/>
-                <w:szCs w:val="22"/>
-              </w:rPr>
-              <w:t xml:space="preserve"> scripting etc.). </w:t>
+              <w:t xml:space="preserve"> like Splunk (searching, real time payment analysis, alert scripting, xMatters scripting etc.). </w:t>
             </w:r>
           </w:p>
           <w:p>
@@ -1952,14 +1936,7 @@
                 <w:sz w:val="22"/>
                 <w:szCs w:val="22"/>
               </w:rPr>
-              <w:t xml:space="preserve">API, Microservices, </w:t>
-            </w:r>
-            <w:r>
-              <w:rPr>
-                <w:sz w:val="22"/>
-                <w:szCs w:val="22"/>
-              </w:rPr>
-              <w:t xml:space="preserve">Apache Camel, Mongo </w:t>
+              <w:t xml:space="preserve">API, Microservices, Apache Camel, Mongo </w:t>
             </w:r>
             <w:r>
               <w:rPr>
@@ -2356,14 +2333,7 @@
                       <w:sz w:val="22"/>
                       <w:szCs w:val="22"/>
                     </w:rPr>
-                    <w:t xml:space="preserve">:  </w:t>
-                  </w:r>
-                  <w:r>
-                    <w:rPr>
-                      <w:sz w:val="22"/>
-                      <w:szCs w:val="22"/>
-                    </w:rPr>
-                    <w:t>MuleSoft to SBJ migration</w:t>
+                    <w:t>:  MuleSoft to SBJ migration</w:t>
                   </w:r>
                 </w:p>
               </w:tc>
@@ -2498,14 +2468,7 @@
                       <w:sz w:val="22"/>
                       <w:szCs w:val="22"/>
                     </w:rPr>
-                    <w:t xml:space="preserve">:  </w:t>
-                  </w:r>
-                  <w:r>
-                    <w:rPr>
-                      <w:sz w:val="22"/>
-                      <w:szCs w:val="22"/>
-                    </w:rPr>
-                    <w:t>HSBC</w:t>
+                    <w:t>:  HSBC</w:t>
                   </w:r>
                 </w:p>
               </w:tc>
@@ -2569,28 +2532,7 @@
                       <w:sz w:val="22"/>
                       <w:szCs w:val="22"/>
                     </w:rPr>
-                    <w:t xml:space="preserve"> 202</w:t>
-                  </w:r>
-                  <w:r>
-                    <w:rPr>
-                      <w:sz w:val="22"/>
-                      <w:szCs w:val="22"/>
-                    </w:rPr>
-                    <w:t>3</w:t>
-                  </w:r>
-                  <w:r>
-                    <w:rPr>
-                      <w:sz w:val="22"/>
-                      <w:szCs w:val="22"/>
-                    </w:rPr>
-                    <w:t xml:space="preserve"> to </w:t>
-                  </w:r>
-                  <w:r>
-                    <w:rPr>
-                      <w:sz w:val="22"/>
-                      <w:szCs w:val="22"/>
-                    </w:rPr>
-                    <w:t>September 2025</w:t>
+                    <w:t xml:space="preserve"> 2023 to September 2025</w:t>
                   </w:r>
                 </w:p>
               </w:tc>
@@ -2677,21 +2619,12 @@
               </w:rPr>
               <w:t xml:space="preserve"> </w:t>
             </w:r>
-            <w:proofErr w:type="spellStart"/>
-            <w:r>
-              <w:rPr>
-                <w:sz w:val="22"/>
-                <w:szCs w:val="22"/>
-              </w:rPr>
-              <w:t>Control+M</w:t>
-            </w:r>
-            <w:proofErr w:type="spellEnd"/>
-            <w:r>
-              <w:rPr>
-                <w:sz w:val="22"/>
-                <w:szCs w:val="22"/>
-              </w:rPr>
-              <w:t>,</w:t>
+            <w:r>
+              <w:rPr>
+                <w:sz w:val="22"/>
+                <w:szCs w:val="22"/>
+              </w:rPr>
+              <w:t>Control+M,</w:t>
             </w:r>
             <w:r>
               <w:rPr>
@@ -3012,14 +2945,7 @@
                 <w:sz w:val="22"/>
                 <w:szCs w:val="22"/>
               </w:rPr>
-              <w:t>Security management aligned with enterprise standards</w:t>
-            </w:r>
-            <w:r>
-              <w:rPr>
-                <w:sz w:val="22"/>
-                <w:szCs w:val="22"/>
-              </w:rPr>
-              <w:t xml:space="preserve"> etc.</w:t>
+              <w:t>Security management aligned with enterprise standards etc.</w:t>
             </w:r>
           </w:p>
           <w:p>
@@ -3370,7 +3296,14 @@
                       <w:sz w:val="22"/>
                       <w:szCs w:val="22"/>
                     </w:rPr>
-                    <w:t xml:space="preserve"> 2022 to till now</w:t>
+                    <w:t xml:space="preserve"> 2022 to </w:t>
+                  </w:r>
+                  <w:r>
+                    <w:rPr>
+                      <w:sz w:val="22"/>
+                      <w:szCs w:val="22"/>
+                    </w:rPr>
+                    <w:t>August 2023</w:t>
                   </w:r>
                 </w:p>
               </w:tc>
@@ -3523,21 +3456,12 @@
               </w:rPr>
               <w:t xml:space="preserve">Fraud Reduction is a </w:t>
             </w:r>
-            <w:proofErr w:type="gramStart"/>
-            <w:r>
-              <w:rPr>
-                <w:sz w:val="22"/>
-                <w:szCs w:val="22"/>
-              </w:rPr>
-              <w:t>spring</w:t>
-            </w:r>
-            <w:proofErr w:type="gramEnd"/>
-            <w:r>
-              <w:rPr>
-                <w:sz w:val="22"/>
-                <w:szCs w:val="22"/>
-              </w:rPr>
-              <w:t xml:space="preserve"> Boot</w:t>
+            <w:r>
+              <w:rPr>
+                <w:sz w:val="22"/>
+                <w:szCs w:val="22"/>
+              </w:rPr>
+              <w:t>spring Boot</w:t>
             </w:r>
             <w:r>
               <w:rPr>
@@ -6098,6 +6022,7 @@
                 <w:sz w:val="22"/>
                 <w:szCs w:val="22"/>
               </w:rPr>
+              <w:lastRenderedPageBreak/>
               <w:t>Description:</w:t>
             </w:r>
           </w:p>
@@ -6114,7 +6039,6 @@
                 <w:sz w:val="22"/>
                 <w:szCs w:val="22"/>
               </w:rPr>
-              <w:lastRenderedPageBreak/>
               <w:t xml:space="preserve"> </w:t>
             </w:r>
             <w:r>
@@ -6897,6 +6821,7 @@
                 <w:sz w:val="22"/>
                 <w:szCs w:val="22"/>
               </w:rPr>
+              <w:lastRenderedPageBreak/>
               <w:t xml:space="preserve">Monitor Bugs from jira, Tickets from bts system and assigned to appropriate team </w:t>
             </w:r>
             <w:r>
@@ -6929,7 +6854,6 @@
                 <w:sz w:val="22"/>
                 <w:szCs w:val="22"/>
               </w:rPr>
-              <w:lastRenderedPageBreak/>
               <w:t>Inspection of</w:t>
             </w:r>
             <w:r>
@@ -8112,6 +8036,7 @@
                 <w:sz w:val="22"/>
                 <w:szCs w:val="22"/>
               </w:rPr>
+              <w:lastRenderedPageBreak/>
               <w:t>Description:</w:t>
             </w:r>
             <w:r>
@@ -8149,29 +8074,14 @@
                 <w:sz w:val="22"/>
                 <w:szCs w:val="22"/>
               </w:rPr>
-              <w:t xml:space="preserve"> the letter for the policy holder’s annual </w:t>
-            </w:r>
-            <w:r>
-              <w:rPr>
-                <w:sz w:val="22"/>
-                <w:szCs w:val="22"/>
-              </w:rPr>
-              <w:lastRenderedPageBreak/>
-              <w:t>summary in PDF, fax</w:t>
-            </w:r>
-            <w:r>
-              <w:rPr>
-                <w:sz w:val="22"/>
-                <w:szCs w:val="22"/>
-              </w:rPr>
-              <w:t xml:space="preserve"> </w:t>
-            </w:r>
-            <w:r>
-              <w:rPr>
-                <w:sz w:val="22"/>
-                <w:szCs w:val="22"/>
-              </w:rPr>
-              <w:t>and email and directly delivered to intended address, fax no and email</w:t>
+              <w:t xml:space="preserve"> the letter for the policy holder’s annual summary in PDF, fax</w:t>
+            </w:r>
+            <w:r>
+              <w:rPr>
+                <w:sz w:val="22"/>
+                <w:szCs w:val="22"/>
+              </w:rPr>
+              <w:t xml:space="preserve"> and email and directly delivered to intended address, fax no and email</w:t>
             </w:r>
             <w:r>
               <w:rPr>
@@ -8344,14 +8254,6 @@
               </w:rPr>
               <w:t xml:space="preserve"> on output format of letter.</w:t>
             </w:r>
-          </w:p>
-          <w:p>
-            <w:pPr>
-              <w:rPr>
-                <w:sz w:val="22"/>
-                <w:szCs w:val="22"/>
-              </w:rPr>
-            </w:pPr>
           </w:p>
         </w:tc>
         <w:tc>
@@ -11125,6 +11027,7 @@
   <w:style w:type="character" w:default="1" w:styleId="DefaultParagraphFont">
     <w:name w:val="Default Paragraph Font"/>
     <w:uiPriority w:val="1"/>
+    <w:semiHidden/>
     <w:unhideWhenUsed/>
   </w:style>
   <w:style w:type="table" w:default="1" w:styleId="TableNormal">

--- a/src/main/java/resume/Rajesh_ResumeV2026.0.docx
+++ b/src/main/java/resume/Rajesh_ResumeV2026.0.docx
@@ -1231,7 +1231,23 @@
                 <w:sz w:val="22"/>
                 <w:szCs w:val="22"/>
               </w:rPr>
-              <w:t xml:space="preserve"> like Splunk (searching, real time payment analysis, alert scripting, xMatters scripting etc.). </w:t>
+              <w:t xml:space="preserve"> like Splunk (searching, real time payment analysis, alert scripting, </w:t>
+            </w:r>
+            <w:proofErr w:type="spellStart"/>
+            <w:r>
+              <w:rPr>
+                <w:sz w:val="22"/>
+                <w:szCs w:val="22"/>
+              </w:rPr>
+              <w:t>xMatters</w:t>
+            </w:r>
+            <w:proofErr w:type="spellEnd"/>
+            <w:r>
+              <w:rPr>
+                <w:sz w:val="22"/>
+                <w:szCs w:val="22"/>
+              </w:rPr>
+              <w:t xml:space="preserve"> scripting etc.). </w:t>
             </w:r>
           </w:p>
           <w:p>
@@ -1992,7 +2008,14 @@
                 <w:sz w:val="22"/>
                 <w:szCs w:val="22"/>
               </w:rPr>
-              <w:t xml:space="preserve"> and </w:t>
+              <w:t xml:space="preserve">, Lang chain, Lang Graph, Python, RAG </w:t>
+            </w:r>
+            <w:r>
+              <w:rPr>
+                <w:sz w:val="22"/>
+                <w:szCs w:val="22"/>
+              </w:rPr>
+              <w:t xml:space="preserve">, </w:t>
             </w:r>
             <w:r>
               <w:rPr>
@@ -2175,6 +2198,26 @@
                 <w:szCs w:val="22"/>
               </w:rPr>
               <w:t xml:space="preserve"> as an AI Agent Engineer to accelerate migration from legacy code to Spring Boot Microservices, supporting faster analysis, modernization planning, and development productivity.</w:t>
+            </w:r>
+          </w:p>
+          <w:p>
+            <w:pPr>
+              <w:numPr>
+                <w:ilvl w:val="0"/>
+                <w:numId w:val="25"/>
+              </w:numPr>
+              <w:spacing w:after="80"/>
+              <w:rPr>
+                <w:sz w:val="22"/>
+                <w:szCs w:val="22"/>
+              </w:rPr>
+            </w:pPr>
+            <w:r>
+              <w:rPr>
+                <w:sz w:val="22"/>
+                <w:szCs w:val="22"/>
+              </w:rPr>
+              <w:t>Worked on extraction of the code from legacy existing systems using AI agent.</w:t>
             </w:r>
           </w:p>
           <w:p>
@@ -2619,12 +2662,21 @@
               </w:rPr>
               <w:t xml:space="preserve"> </w:t>
             </w:r>
-            <w:r>
-              <w:rPr>
-                <w:sz w:val="22"/>
-                <w:szCs w:val="22"/>
-              </w:rPr>
-              <w:t>Control+M,</w:t>
+            <w:proofErr w:type="spellStart"/>
+            <w:r>
+              <w:rPr>
+                <w:sz w:val="22"/>
+                <w:szCs w:val="22"/>
+              </w:rPr>
+              <w:t>Control+M</w:t>
+            </w:r>
+            <w:proofErr w:type="spellEnd"/>
+            <w:r>
+              <w:rPr>
+                <w:sz w:val="22"/>
+                <w:szCs w:val="22"/>
+              </w:rPr>
+              <w:t>,</w:t>
             </w:r>
             <w:r>
               <w:rPr>
@@ -2770,6 +2822,7 @@
                 <w:sz w:val="22"/>
                 <w:szCs w:val="22"/>
               </w:rPr>
+              <w:lastRenderedPageBreak/>
               <w:t xml:space="preserve">Leading &amp; Managing Team of 15 </w:t>
             </w:r>
             <w:r>
@@ -2800,7 +2853,6 @@
                 <w:sz w:val="22"/>
                 <w:szCs w:val="22"/>
               </w:rPr>
-              <w:lastRenderedPageBreak/>
               <w:t>Gained strong hands-on experience migrating MuleSoft integrations to Java-based Spring Boot Microservices, ensuring functional parity and production readiness.</w:t>
             </w:r>
           </w:p>
@@ -3496,7 +3548,39 @@
                 <w:sz w:val="22"/>
                 <w:szCs w:val="22"/>
               </w:rPr>
-              <w:t xml:space="preserve"> its solution instantly. It is springBoot restApi and microservices applications to </w:t>
+              <w:t xml:space="preserve"> its solution instantly. It is </w:t>
+            </w:r>
+            <w:proofErr w:type="spellStart"/>
+            <w:r>
+              <w:rPr>
+                <w:sz w:val="22"/>
+                <w:szCs w:val="22"/>
+              </w:rPr>
+              <w:t>springBoot</w:t>
+            </w:r>
+            <w:proofErr w:type="spellEnd"/>
+            <w:r>
+              <w:rPr>
+                <w:sz w:val="22"/>
+                <w:szCs w:val="22"/>
+              </w:rPr>
+              <w:t xml:space="preserve"> </w:t>
+            </w:r>
+            <w:proofErr w:type="spellStart"/>
+            <w:r>
+              <w:rPr>
+                <w:sz w:val="22"/>
+                <w:szCs w:val="22"/>
+              </w:rPr>
+              <w:t>restApi</w:t>
+            </w:r>
+            <w:proofErr w:type="spellEnd"/>
+            <w:r>
+              <w:rPr>
+                <w:sz w:val="22"/>
+                <w:szCs w:val="22"/>
+              </w:rPr>
+              <w:t xml:space="preserve"> and microservices applications to </w:t>
             </w:r>
             <w:r>
               <w:rPr>
@@ -3787,6 +3871,7 @@
                 <w:szCs w:val="20"/>
               </w:rPr>
             </w:pPr>
+            <w:proofErr w:type="spellStart"/>
             <w:r>
               <w:rPr>
                 <w:b/>
@@ -3795,6 +3880,7 @@
               </w:rPr>
               <w:t>SpringBoot</w:t>
             </w:r>
+            <w:proofErr w:type="spellEnd"/>
           </w:p>
           <w:p>
             <w:pPr>
@@ -3986,25 +4072,108 @@
             <w:pPr>
               <w:spacing w:after="20"/>
               <w:rPr>
-                <w:sz w:val="20"/>
-                <w:szCs w:val="20"/>
-              </w:rPr>
-            </w:pPr>
-            <w:r>
-              <w:rPr>
                 <w:b/>
                 <w:sz w:val="20"/>
                 <w:szCs w:val="20"/>
               </w:rPr>
+            </w:pPr>
+            <w:r>
+              <w:rPr>
+                <w:b/>
+                <w:sz w:val="20"/>
+                <w:szCs w:val="20"/>
+              </w:rPr>
               <w:t>GenAI Basic</w:t>
             </w:r>
           </w:p>
           <w:p>
             <w:pPr>
-              <w:spacing w:after="120"/>
-              <w:rPr>
-                <w:sz w:val="22"/>
-                <w:szCs w:val="22"/>
+              <w:spacing w:after="20"/>
+              <w:rPr>
+                <w:b/>
+                <w:sz w:val="20"/>
+                <w:szCs w:val="20"/>
+              </w:rPr>
+            </w:pPr>
+            <w:r>
+              <w:rPr>
+                <w:b/>
+                <w:sz w:val="20"/>
+                <w:szCs w:val="20"/>
+              </w:rPr>
+              <w:t>Lang Chain</w:t>
+            </w:r>
+          </w:p>
+          <w:p>
+            <w:pPr>
+              <w:spacing w:after="20"/>
+              <w:rPr>
+                <w:b/>
+                <w:sz w:val="20"/>
+                <w:szCs w:val="20"/>
+              </w:rPr>
+            </w:pPr>
+            <w:r>
+              <w:rPr>
+                <w:b/>
+                <w:sz w:val="20"/>
+                <w:szCs w:val="20"/>
+              </w:rPr>
+              <w:t>Lang Graph</w:t>
+            </w:r>
+          </w:p>
+          <w:p>
+            <w:pPr>
+              <w:spacing w:after="20"/>
+              <w:rPr>
+                <w:b/>
+                <w:sz w:val="20"/>
+                <w:szCs w:val="20"/>
+              </w:rPr>
+            </w:pPr>
+            <w:r>
+              <w:rPr>
+                <w:b/>
+                <w:sz w:val="20"/>
+                <w:szCs w:val="20"/>
+              </w:rPr>
+              <w:t>RAG</w:t>
+            </w:r>
+          </w:p>
+          <w:p>
+            <w:pPr>
+              <w:spacing w:after="20"/>
+              <w:rPr>
+                <w:b/>
+                <w:sz w:val="20"/>
+                <w:szCs w:val="20"/>
+              </w:rPr>
+            </w:pPr>
+            <w:r>
+              <w:rPr>
+                <w:b/>
+                <w:sz w:val="20"/>
+                <w:szCs w:val="20"/>
+              </w:rPr>
+              <w:t>Claude (Anthropic Model)</w:t>
+            </w:r>
+          </w:p>
+          <w:p>
+            <w:pPr>
+              <w:spacing w:after="20"/>
+              <w:rPr>
+                <w:b/>
+                <w:sz w:val="20"/>
+                <w:szCs w:val="20"/>
+              </w:rPr>
+            </w:pPr>
+          </w:p>
+          <w:p>
+            <w:pPr>
+              <w:spacing w:after="20"/>
+              <w:rPr>
+                <w:sz w:val="20"/>
+                <w:szCs w:val="20"/>
               </w:rPr>
             </w:pPr>
           </w:p>
@@ -4201,6 +4370,7 @@
                 <w:sz w:val="20"/>
                 <w:szCs w:val="20"/>
               </w:rPr>
+              <w:lastRenderedPageBreak/>
               <w:t>IntelliJ</w:t>
             </w:r>
           </w:p>
@@ -4212,6 +4382,7 @@
                 <w:szCs w:val="20"/>
               </w:rPr>
             </w:pPr>
+            <w:proofErr w:type="spellStart"/>
             <w:r>
               <w:rPr>
                 <w:b/>
@@ -4220,6 +4391,7 @@
               </w:rPr>
               <w:t>VSCode</w:t>
             </w:r>
+            <w:proofErr w:type="spellEnd"/>
           </w:p>
           <w:p>
             <w:pPr>
@@ -4263,15 +4435,16 @@
                 <w:szCs w:val="20"/>
               </w:rPr>
             </w:pPr>
+            <w:proofErr w:type="spellStart"/>
             <w:r>
               <w:rPr>
                 <w:b/>
                 <w:sz w:val="20"/>
                 <w:szCs w:val="20"/>
               </w:rPr>
-              <w:lastRenderedPageBreak/>
               <w:t>GitLAb</w:t>
             </w:r>
+            <w:proofErr w:type="spellEnd"/>
           </w:p>
           <w:p>
             <w:pPr>
@@ -4697,7 +4870,23 @@
                 <w:szCs w:val="22"/>
               </w:rPr>
               <w:lastRenderedPageBreak/>
-              <w:t>Worked as backend developer for restAPI and microservices.</w:t>
+              <w:t xml:space="preserve">Worked as backend developer for </w:t>
+            </w:r>
+            <w:proofErr w:type="spellStart"/>
+            <w:r>
+              <w:rPr>
+                <w:sz w:val="22"/>
+                <w:szCs w:val="22"/>
+              </w:rPr>
+              <w:t>restAPI</w:t>
+            </w:r>
+            <w:proofErr w:type="spellEnd"/>
+            <w:r>
+              <w:rPr>
+                <w:sz w:val="22"/>
+                <w:szCs w:val="22"/>
+              </w:rPr>
+              <w:t xml:space="preserve"> and microservices.</w:t>
             </w:r>
           </w:p>
           <w:p>
@@ -4713,7 +4902,23 @@
                 <w:sz w:val="22"/>
                 <w:szCs w:val="22"/>
               </w:rPr>
-              <w:t>Developed and Delivered Spring Boot based application for transferring data from applications to Hbase DB using AWS kinesis.</w:t>
+              <w:t xml:space="preserve">Developed and Delivered Spring Boot based application for transferring data from applications to </w:t>
+            </w:r>
+            <w:proofErr w:type="spellStart"/>
+            <w:r>
+              <w:rPr>
+                <w:sz w:val="22"/>
+                <w:szCs w:val="22"/>
+              </w:rPr>
+              <w:t>Hbase</w:t>
+            </w:r>
+            <w:proofErr w:type="spellEnd"/>
+            <w:r>
+              <w:rPr>
+                <w:sz w:val="22"/>
+                <w:szCs w:val="22"/>
+              </w:rPr>
+              <w:t xml:space="preserve"> DB using AWS kinesis.</w:t>
             </w:r>
           </w:p>
           <w:p>
@@ -4835,6 +5040,7 @@
                 <w:sz w:val="22"/>
                 <w:szCs w:val="22"/>
               </w:rPr>
+              <w:lastRenderedPageBreak/>
               <w:t xml:space="preserve">Writing Junit test cases for every </w:t>
             </w:r>
             <w:r>
@@ -5384,7 +5590,23 @@
                 <w:sz w:val="22"/>
                 <w:szCs w:val="22"/>
               </w:rPr>
-              <w:t xml:space="preserve">Zelle Fraud Fighter is a restApi application for payment systems for </w:t>
+              <w:t xml:space="preserve">Zelle Fraud Fighter is a </w:t>
+            </w:r>
+            <w:proofErr w:type="spellStart"/>
+            <w:r>
+              <w:rPr>
+                <w:sz w:val="22"/>
+                <w:szCs w:val="22"/>
+              </w:rPr>
+              <w:t>restApi</w:t>
+            </w:r>
+            <w:proofErr w:type="spellEnd"/>
+            <w:r>
+              <w:rPr>
+                <w:sz w:val="22"/>
+                <w:szCs w:val="22"/>
+              </w:rPr>
+              <w:t xml:space="preserve"> application for payment systems for </w:t>
             </w:r>
             <w:r>
               <w:rPr>
@@ -5412,7 +5634,39 @@
                 <w:sz w:val="22"/>
                 <w:szCs w:val="22"/>
               </w:rPr>
-              <w:t xml:space="preserve"> time fraud and provides its logs. It is springBoot restApi applications to prevent </w:t>
+              <w:t xml:space="preserve"> time fraud and provides its logs. It is </w:t>
+            </w:r>
+            <w:proofErr w:type="spellStart"/>
+            <w:r>
+              <w:rPr>
+                <w:sz w:val="22"/>
+                <w:szCs w:val="22"/>
+              </w:rPr>
+              <w:t>springBoot</w:t>
+            </w:r>
+            <w:proofErr w:type="spellEnd"/>
+            <w:r>
+              <w:rPr>
+                <w:sz w:val="22"/>
+                <w:szCs w:val="22"/>
+              </w:rPr>
+              <w:t xml:space="preserve"> </w:t>
+            </w:r>
+            <w:proofErr w:type="spellStart"/>
+            <w:r>
+              <w:rPr>
+                <w:sz w:val="22"/>
+                <w:szCs w:val="22"/>
+              </w:rPr>
+              <w:t>restApi</w:t>
+            </w:r>
+            <w:proofErr w:type="spellEnd"/>
+            <w:r>
+              <w:rPr>
+                <w:sz w:val="22"/>
+                <w:szCs w:val="22"/>
+              </w:rPr>
+              <w:t xml:space="preserve"> applications to prevent </w:t>
             </w:r>
             <w:r>
               <w:rPr>
@@ -6022,7 +6276,6 @@
                 <w:sz w:val="22"/>
                 <w:szCs w:val="22"/>
               </w:rPr>
-              <w:lastRenderedPageBreak/>
               <w:t>Description:</w:t>
             </w:r>
           </w:p>
@@ -6418,7 +6671,23 @@
                       <w:sz w:val="22"/>
                       <w:szCs w:val="22"/>
                     </w:rPr>
-                    <w:t>:  Assistent consultant</w:t>
+                    <w:t xml:space="preserve">:  </w:t>
+                  </w:r>
+                  <w:proofErr w:type="spellStart"/>
+                  <w:r>
+                    <w:rPr>
+                      <w:sz w:val="22"/>
+                      <w:szCs w:val="22"/>
+                    </w:rPr>
+                    <w:t>Assistent</w:t>
+                  </w:r>
+                  <w:proofErr w:type="spellEnd"/>
+                  <w:r>
+                    <w:rPr>
+                      <w:sz w:val="22"/>
+                      <w:szCs w:val="22"/>
+                    </w:rPr>
+                    <w:t xml:space="preserve"> consultant</w:t>
                   </w:r>
                 </w:p>
               </w:tc>
@@ -6803,7 +7072,40 @@
                 <w:sz w:val="22"/>
                 <w:szCs w:val="22"/>
               </w:rPr>
-              <w:t>Build the code for springboot application and make appropriate inputs as per the resWebservices.</w:t>
+              <w:lastRenderedPageBreak/>
+              <w:t xml:space="preserve">Build the code for </w:t>
+            </w:r>
+            <w:proofErr w:type="spellStart"/>
+            <w:r>
+              <w:rPr>
+                <w:sz w:val="22"/>
+                <w:szCs w:val="22"/>
+              </w:rPr>
+              <w:t>springboot</w:t>
+            </w:r>
+            <w:proofErr w:type="spellEnd"/>
+            <w:r>
+              <w:rPr>
+                <w:sz w:val="22"/>
+                <w:szCs w:val="22"/>
+              </w:rPr>
+              <w:t xml:space="preserve"> application and make appropriate inputs as per the </w:t>
+            </w:r>
+            <w:proofErr w:type="spellStart"/>
+            <w:r>
+              <w:rPr>
+                <w:sz w:val="22"/>
+                <w:szCs w:val="22"/>
+              </w:rPr>
+              <w:t>resWebservices</w:t>
+            </w:r>
+            <w:proofErr w:type="spellEnd"/>
+            <w:r>
+              <w:rPr>
+                <w:sz w:val="22"/>
+                <w:szCs w:val="22"/>
+              </w:rPr>
+              <w:t>.</w:t>
             </w:r>
           </w:p>
           <w:p>
@@ -6821,8 +7123,39 @@
                 <w:sz w:val="22"/>
                 <w:szCs w:val="22"/>
               </w:rPr>
-              <w:lastRenderedPageBreak/>
-              <w:t xml:space="preserve">Monitor Bugs from jira, Tickets from bts system and assigned to appropriate team </w:t>
+              <w:t xml:space="preserve">Monitor Bugs from </w:t>
+            </w:r>
+            <w:proofErr w:type="spellStart"/>
+            <w:r>
+              <w:rPr>
+                <w:sz w:val="22"/>
+                <w:szCs w:val="22"/>
+              </w:rPr>
+              <w:t>jira</w:t>
+            </w:r>
+            <w:proofErr w:type="spellEnd"/>
+            <w:r>
+              <w:rPr>
+                <w:sz w:val="22"/>
+                <w:szCs w:val="22"/>
+              </w:rPr>
+              <w:t xml:space="preserve">, Tickets from </w:t>
+            </w:r>
+            <w:proofErr w:type="spellStart"/>
+            <w:r>
+              <w:rPr>
+                <w:sz w:val="22"/>
+                <w:szCs w:val="22"/>
+              </w:rPr>
+              <w:t>bts</w:t>
+            </w:r>
+            <w:proofErr w:type="spellEnd"/>
+            <w:r>
+              <w:rPr>
+                <w:sz w:val="22"/>
+                <w:szCs w:val="22"/>
+              </w:rPr>
+              <w:t xml:space="preserve"> system and assigned to appropriate team </w:t>
             </w:r>
             <w:r>
               <w:rPr>
@@ -7212,8 +7545,17 @@
                       <w:sz w:val="22"/>
                       <w:szCs w:val="22"/>
                     </w:rPr>
-                    <w:t>:  Diligenta</w:t>
+                    <w:t xml:space="preserve">:  </w:t>
                   </w:r>
+                  <w:proofErr w:type="spellStart"/>
+                  <w:r>
+                    <w:rPr>
+                      <w:sz w:val="22"/>
+                      <w:szCs w:val="22"/>
+                    </w:rPr>
+                    <w:t>Diligenta</w:t>
+                  </w:r>
+                  <w:proofErr w:type="spellEnd"/>
                 </w:p>
               </w:tc>
             </w:tr>
@@ -7331,7 +7673,39 @@
                 <w:sz w:val="22"/>
                 <w:szCs w:val="22"/>
               </w:rPr>
-              <w:t>Java, Spring, SpringBoot, RestAPI, Hibernate/JPA, Jira, Thunderhead, Oracle and Git</w:t>
+              <w:t xml:space="preserve">Java, Spring, </w:t>
+            </w:r>
+            <w:proofErr w:type="spellStart"/>
+            <w:r>
+              <w:rPr>
+                <w:sz w:val="22"/>
+                <w:szCs w:val="22"/>
+              </w:rPr>
+              <w:t>SpringBoot</w:t>
+            </w:r>
+            <w:proofErr w:type="spellEnd"/>
+            <w:r>
+              <w:rPr>
+                <w:sz w:val="22"/>
+                <w:szCs w:val="22"/>
+              </w:rPr>
+              <w:t xml:space="preserve">, </w:t>
+            </w:r>
+            <w:proofErr w:type="spellStart"/>
+            <w:r>
+              <w:rPr>
+                <w:sz w:val="22"/>
+                <w:szCs w:val="22"/>
+              </w:rPr>
+              <w:t>RestAPI</w:t>
+            </w:r>
+            <w:proofErr w:type="spellEnd"/>
+            <w:r>
+              <w:rPr>
+                <w:sz w:val="22"/>
+                <w:szCs w:val="22"/>
+              </w:rPr>
+              <w:t>, Hibernate/JPA, Jira, Thunderhead, Oracle and Git</w:t>
             </w:r>
           </w:p>
           <w:p>
@@ -7530,12 +7904,37 @@
                 <w:szCs w:val="22"/>
               </w:rPr>
             </w:pPr>
-            <w:r>
-              <w:rPr>
-                <w:sz w:val="22"/>
-                <w:szCs w:val="22"/>
-              </w:rPr>
-              <w:t>Correctin the Thunderhead Template as per jira and tickets.</w:t>
+            <w:proofErr w:type="spellStart"/>
+            <w:r>
+              <w:rPr>
+                <w:sz w:val="22"/>
+                <w:szCs w:val="22"/>
+              </w:rPr>
+              <w:t>Correctin</w:t>
+            </w:r>
+            <w:proofErr w:type="spellEnd"/>
+            <w:r>
+              <w:rPr>
+                <w:sz w:val="22"/>
+                <w:szCs w:val="22"/>
+              </w:rPr>
+              <w:t xml:space="preserve"> the Thunderhead Template as per </w:t>
+            </w:r>
+            <w:proofErr w:type="spellStart"/>
+            <w:r>
+              <w:rPr>
+                <w:sz w:val="22"/>
+                <w:szCs w:val="22"/>
+              </w:rPr>
+              <w:t>jira</w:t>
+            </w:r>
+            <w:proofErr w:type="spellEnd"/>
+            <w:r>
+              <w:rPr>
+                <w:sz w:val="22"/>
+                <w:szCs w:val="22"/>
+              </w:rPr>
+              <w:t xml:space="preserve"> and tickets.</w:t>
             </w:r>
           </w:p>
           <w:p>
@@ -7553,7 +7952,23 @@
                 <w:sz w:val="22"/>
                 <w:szCs w:val="22"/>
               </w:rPr>
-              <w:t>Provides the report of the application related to bugs, jira’s bug and completion of release work as per the weekly meeting.</w:t>
+              <w:t xml:space="preserve">Provides the report of the application related to bugs, </w:t>
+            </w:r>
+            <w:proofErr w:type="spellStart"/>
+            <w:r>
+              <w:rPr>
+                <w:sz w:val="22"/>
+                <w:szCs w:val="22"/>
+              </w:rPr>
+              <w:t>jira’s</w:t>
+            </w:r>
+            <w:proofErr w:type="spellEnd"/>
+            <w:r>
+              <w:rPr>
+                <w:sz w:val="22"/>
+                <w:szCs w:val="22"/>
+              </w:rPr>
+              <w:t xml:space="preserve"> bug and completion of release work as per the weekly meeting.</w:t>
             </w:r>
           </w:p>
           <w:p>
@@ -8036,7 +8451,6 @@
                 <w:sz w:val="22"/>
                 <w:szCs w:val="22"/>
               </w:rPr>
-              <w:lastRenderedPageBreak/>
               <w:t>Description:</w:t>
             </w:r>
             <w:r>
@@ -8520,7 +8934,7 @@
   <w:abstractNum w:abstractNumId="9" w15:restartNumberingAfterBreak="0">
     <w:nsid w:val="FFFFFF89"/>
     <w:multiLevelType w:val="singleLevel"/>
-    <w:tmpl w:val="49BE7330"/>
+    <w:tmpl w:val="E5A20440"/>
     <w:lvl w:ilvl="0">
       <w:start w:val="1"/>
       <w:numFmt w:val="bullet"/>
@@ -11027,7 +11441,6 @@
   <w:style w:type="character" w:default="1" w:styleId="DefaultParagraphFont">
     <w:name w:val="Default Paragraph Font"/>
     <w:uiPriority w:val="1"/>
-    <w:semiHidden/>
     <w:unhideWhenUsed/>
   </w:style>
   <w:style w:type="table" w:default="1" w:styleId="TableNormal">
